--- a/output/synthomer_chester_sc_us_may_2026_report.docx
+++ b/output/synthomer_chester_sc_us_may_2026_report.docx
@@ -351,7 +351,7 @@
               <w:rPr>
                 <w:sz w:val="18"/>
               </w:rPr>
-              <w:t>04 July 2026</w:t>
+              <w:t>24 August 2026</w:t>
             </w:r>
           </w:p>
         </w:tc>
@@ -439,7 +439,7 @@
           <w:color w:val="00857C"/>
           <w:sz w:val="20"/>
         </w:rPr>
-        <w:t>Good</w:t>
+        <w:t>Excellent</w:t>
       </w:r>
     </w:p>
     <w:p>
@@ -486,7 +486,7 @@
           <w:color w:val="B8860B"/>
           <w:sz w:val="20"/>
         </w:rPr>
-        <w:t>Stable</w:t>
+        <w:t>Acceptable</w:t>
       </w:r>
     </w:p>
     <w:p>
@@ -500,7 +500,7 @@
           <w:i w:val="0"/>
           <w:sz w:val="20"/>
         </w:rPr>
-        <w:t>Scale Control status is Action Required because only 10.0% of recent Traced Product readings were within the Controller Setpoint range. Observation: Traced Product concentration was above the Controller Setpoint upper control limit of 105.0 ppm, indicating overfeeding. The Traced Product mean was 106.8 ppm compared with the Controller Setpoint target of 100.0 ppm and range of 95.0-105.0 ppm. Conductivity was stable during the same period, indicating this is a product feed or calibration issue, not a water loss event. Recommendation: Check dosing pump rate and reduce if running above setpoint. Verify fluorometer calibration with a grab sample. Review the dosing schedule and confirm the relay is not in manual override.</w:t>
+        <w:t>Status: Acceptable. Traced Product was within the Controller Setpoint control range for 44.1% of the reporting month. Polymer consumption rate averaged 29.7% and decreased from 33.4% at the start of the month to 30.1% at the end of the month. End-of-month Traced Product was 6.7% higher than the setpoint, and conductivity was also not maintained, so the product trend should be treated as conductivity-related until cycles, blowdown, makeup, or dilution behavior is corrected. Conductivity was below its setpoint configuration range for most of the same period, so water loss, dilution, or blowdown/makeup behavior should be inspected during the upcoming service visit.</w:t>
       </w:r>
     </w:p>
     <w:p>
@@ -533,7 +533,7 @@
           <w:color w:val="B8860B"/>
           <w:sz w:val="20"/>
         </w:rPr>
-        <w:t>Stable</w:t>
+        <w:t>Acceptable</w:t>
       </w:r>
     </w:p>
     <w:p>
@@ -548,6 +548,20 @@
           <w:sz w:val="20"/>
         </w:rPr>
         <w:t>Microbial Control status was Stable. FRC data was not available in the field test data for this reporting period and will be checked during the upcoming service visit. ORP spike response after timer-controlled biocide feed was consistent, indicating the system responded to treatment.</w:t>
+      </w:r>
+    </w:p>
+    <w:p>
+      <w:pPr>
+        <w:spacing w:before="80" w:after="120"/>
+        <w:jc w:val="left"/>
+      </w:pPr>
+      <w:r>
+        <w:rPr>
+          <w:b w:val="0"/>
+          <w:i w:val="0"/>
+          <w:sz w:val="20"/>
+        </w:rPr>
+        <w:t>Dip-slide analysis was not available for this reporting period and will be measured during the upcoming service visit.</w:t>
       </w:r>
     </w:p>
     <w:p>
@@ -580,7 +594,7 @@
           <w:color w:val="00857C"/>
           <w:sz w:val="20"/>
         </w:rPr>
-        <w:t>Good</w:t>
+        <w:t>Excellent</w:t>
       </w:r>
     </w:p>
     <w:tbl>
@@ -775,7 +789,7 @@
               <w:rPr>
                 <w:sz w:val="18"/>
               </w:rPr>
-              <w:t>Good</w:t>
+              <w:t>Excellent</w:t>
             </w:r>
           </w:p>
         </w:tc>
@@ -807,6 +821,26 @@
           <w:sz w:val="26"/>
         </w:rPr>
         <w:t>Product Efficiency</w:t>
+      </w:r>
+    </w:p>
+    <w:p>
+      <w:pPr>
+        <w:spacing w:before="60" w:after="100"/>
+      </w:pPr>
+      <w:r>
+        <w:rPr>
+          <w:b/>
+          <w:sz w:val="20"/>
+        </w:rPr>
+        <w:t xml:space="preserve">Status: </w:t>
+      </w:r>
+      <w:r>
+        <w:rPr>
+          <w:b/>
+          <w:color w:val="B8860B"/>
+          <w:sz w:val="20"/>
+        </w:rPr>
+        <w:t>Acceptable</w:t>
       </w:r>
     </w:p>
     <w:p>
@@ -847,7 +881,7 @@
           <w:i w:val="0"/>
           <w:sz w:val="20"/>
         </w:rPr>
-        <w:t>Proactive System Support: No alarm data was available for this reporting period, so performance was reviewed against the Ackumen average of 6 alarms per controller. No service notes were recorded, and no completed service actions were documented for the month.</w:t>
+        <w:t>Proactive System Support: No alarm data was available for this reporting period, so performance was reviewed against the Ackumen average of 6 alarms per controller. Recommended follow-up: Confirm inhibitor residual, inspect for deposit activity, and compare corrosion movement with ORP and product trends. Traced Product was not maintained while conductivity was also not maintained, so treat the product issue as conductivity-related and check cycles, blowdown, makeup, and dilution behavior first. Check FRC during the upcoming service visit to confirm oxidizing biocide residual. Measure dip-slide CFU during the upcoming service visit to confirm microbial control. Verify phosphate and silica residuals against the polymer consumption trend during the next service visit.</w:t>
       </w:r>
     </w:p>
     <w:p>
@@ -1263,7 +1297,7 @@
               <w:rPr>
                 <w:sz w:val="18"/>
               </w:rPr>
-              <w:t>✓ Good</w:t>
+              <w:t>✓ Excellent</w:t>
             </w:r>
           </w:p>
         </w:tc>
@@ -1435,7 +1469,7 @@
               <w:rPr>
                 <w:sz w:val="18"/>
               </w:rPr>
-              <w:t>✓ Good</w:t>
+              <w:t>✓ Excellent</w:t>
             </w:r>
           </w:p>
         </w:tc>
@@ -1607,7 +1641,7 @@
               <w:rPr>
                 <w:sz w:val="18"/>
               </w:rPr>
-              <w:t>⚠ Stable</w:t>
+              <w:t>⚠ Acceptable</w:t>
             </w:r>
           </w:p>
         </w:tc>
@@ -1779,7 +1813,7 @@
               <w:rPr>
                 <w:sz w:val="18"/>
               </w:rPr>
-              <w:t>⚠ Action Required</w:t>
+              <w:t>✗ Critical</w:t>
             </w:r>
           </w:p>
         </w:tc>
@@ -2739,11 +2773,53 @@
       </w:pPr>
       <w:r>
         <w:rPr>
+          <w:b/>
           <w:i/>
           <w:color w:val="333333"/>
           <w:sz w:val="19"/>
         </w:rPr>
-        <w:t>Comment: Mild steel averaged 0.24 MPY and copper averaged 0.2200 MPY, both within their targets, indicating good corrosion control with no corrective action required at this time.</w:t>
+        <w:t xml:space="preserve">Comment: </w:t>
+      </w:r>
+      <w:r>
+        <w:rPr>
+          <w:i/>
+          <w:color w:val="333333"/>
+          <w:sz w:val="19"/>
+        </w:rPr>
+        <w:t>Pattern: corrosion control is increasing, but remains good against the target.</w:t>
+      </w:r>
+      <w:r>
+        <w:br/>
+      </w:r>
+      <w:r>
+        <w:rPr>
+          <w:i/>
+          <w:color w:val="333333"/>
+          <w:sz w:val="19"/>
+        </w:rPr>
+        <w:t>Mild steel corrosion increased across the month, while copper corrosion increased across the month.</w:t>
+      </w:r>
+      <w:r>
+        <w:br/>
+      </w:r>
+      <w:r>
+        <w:rPr>
+          <w:i/>
+          <w:color w:val="333333"/>
+          <w:sz w:val="19"/>
+        </w:rPr>
+        <w:t>MS was within the 3.0 MPY target, and Cu was within the 0.5 MPY target.</w:t>
+      </w:r>
+      <w:r>
+        <w:br/>
+      </w:r>
+      <w:r>
+        <w:rPr>
+          <w:i/>
+          <w:color w:val="333333"/>
+          <w:sz w:val="19"/>
+        </w:rPr>
+        <w:t>Likely reason: corrosion is still protected, but increasing movement should be checked against product and ORP trends.</w:t>
       </w:r>
     </w:p>
     <w:p>
@@ -2818,11 +2894,53 @@
       </w:pPr>
       <w:r>
         <w:rPr>
+          <w:b/>
           <w:i/>
           <w:color w:val="333333"/>
           <w:sz w:val="19"/>
         </w:rPr>
-        <w:t>Comment: Traced Product averaged 106.8 ppm versus the 95.0-105.0 ppm Controller Setpoint range, which is 1.7% above the upper limit and indicates overdosing - recommend decreasing pump stroke and verifying fluorometer calibration; this will be reviewed during the upcoming service visit.</w:t>
+        <w:t xml:space="preserve">Comment: </w:t>
+      </w:r>
+      <w:r>
+        <w:rPr>
+          <w:i/>
+          <w:color w:val="333333"/>
+          <w:sz w:val="19"/>
+        </w:rPr>
+        <w:t>Pattern: Traced Product is still not maintained at the end of the month.</w:t>
+      </w:r>
+      <w:r>
+        <w:br/>
+      </w:r>
+      <w:r>
+        <w:rPr>
+          <w:i/>
+          <w:color w:val="333333"/>
+          <w:sz w:val="19"/>
+        </w:rPr>
+        <w:t>The trend moved from about 106.0 ppm at the start to 105.7 ppm at the end.</w:t>
+      </w:r>
+      <w:r>
+        <w:br/>
+      </w:r>
+      <w:r>
+        <w:rPr>
+          <w:i/>
+          <w:color w:val="333333"/>
+          <w:sz w:val="19"/>
+        </w:rPr>
+        <w:t>The Traced Product average was above the configured range. The monthly in-range performance was 44.1%.</w:t>
+      </w:r>
+      <w:r>
+        <w:br/>
+      </w:r>
+      <w:r>
+        <w:rPr>
+          <w:i/>
+          <w:color w:val="333333"/>
+          <w:sz w:val="19"/>
+        </w:rPr>
+        <w:t>Likely reason: conductivity was not maintained, so the Traced Product variation should be tied to conductivity control before assigning another cause.</w:t>
       </w:r>
     </w:p>
     <w:p>
@@ -2897,11 +3015,53 @@
       </w:pPr>
       <w:r>
         <w:rPr>
+          <w:b/>
           <w:i/>
           <w:color w:val="333333"/>
           <w:sz w:val="19"/>
         </w:rPr>
-        <w:t>Comment: The ORP chart showed a consistent spike pattern after timer-controlled biocide dosing was triggered, indicating treatment response and good control with no corrective action required at this time.</w:t>
+        <w:t xml:space="preserve">Comment: </w:t>
+      </w:r>
+      <w:r>
+        <w:rPr>
+          <w:i/>
+          <w:color w:val="333333"/>
+          <w:sz w:val="19"/>
+        </w:rPr>
+        <w:t>Pattern: ORP response is stable across the month.</w:t>
+      </w:r>
+      <w:r>
+        <w:br/>
+      </w:r>
+      <w:r>
+        <w:rPr>
+          <w:i/>
+          <w:color w:val="333333"/>
+          <w:sz w:val="19"/>
+        </w:rPr>
+        <w:t>ORP showed a visible spike response pattern during the month without relying on absolute ORP values.</w:t>
+      </w:r>
+      <w:r>
+        <w:br/>
+      </w:r>
+      <w:r>
+        <w:rPr>
+          <w:i/>
+          <w:color w:val="333333"/>
+          <w:sz w:val="19"/>
+        </w:rPr>
+        <w:t>Copper corrosion increased across the month while the ORP pattern changed.</w:t>
+      </w:r>
+      <w:r>
+        <w:br/>
+      </w:r>
+      <w:r>
+        <w:rPr>
+          <w:i/>
+          <w:color w:val="333333"/>
+          <w:sz w:val="19"/>
+        </w:rPr>
+        <w:t>Likely reason: biocide response is present and corrosion inhibitor is preventing a copper upset.</w:t>
       </w:r>
     </w:p>
     <w:p>
@@ -2968,6 +3128,61 @@
           <w:sz w:val="17"/>
         </w:rPr>
         <w:t>Figure 4: Oxidizing Biocide Pump Relay vs Copper Corrosion — May 2026</w:t>
+      </w:r>
+    </w:p>
+    <w:p>
+      <w:pPr>
+        <w:spacing w:before="40" w:after="200"/>
+      </w:pPr>
+      <w:r>
+        <w:rPr>
+          <w:b/>
+          <w:i/>
+          <w:color w:val="333333"/>
+          <w:sz w:val="19"/>
+        </w:rPr>
+        <w:t xml:space="preserve">Comment: </w:t>
+      </w:r>
+      <w:r>
+        <w:rPr>
+          <w:i/>
+          <w:color w:val="333333"/>
+          <w:sz w:val="19"/>
+        </w:rPr>
+        <w:t>Pattern: biocide feed versus copper corrosion is increasing, but remains good against the target.</w:t>
+      </w:r>
+      <w:r>
+        <w:br/>
+      </w:r>
+      <w:r>
+        <w:rPr>
+          <w:i/>
+          <w:color w:val="333333"/>
+          <w:sz w:val="19"/>
+        </w:rPr>
+        <w:t>Biocide relay activity was present in the monthly trend.</w:t>
+      </w:r>
+      <w:r>
+        <w:br/>
+      </w:r>
+      <w:r>
+        <w:rPr>
+          <w:i/>
+          <w:color w:val="333333"/>
+          <w:sz w:val="19"/>
+        </w:rPr>
+        <w:t>Relay activity increased across the month when the month is split into early and late periods.</w:t>
+      </w:r>
+      <w:r>
+        <w:br/>
+      </w:r>
+      <w:r>
+        <w:rPr>
+          <w:i/>
+          <w:color w:val="333333"/>
+          <w:sz w:val="19"/>
+        </w:rPr>
+        <w:t>Likely reason: relay feed timing is adequate and copper corrosion remains protected.</w:t>
       </w:r>
     </w:p>
     <w:p>
@@ -3042,11 +3257,53 @@
       </w:pPr>
       <w:r>
         <w:rPr>
+          <w:b/>
           <w:i/>
           <w:color w:val="333333"/>
           <w:sz w:val="19"/>
         </w:rPr>
-        <w:t>Comment: Conductivity averaged 910.5 µS/cm versus the 950-1050 µS/cm Controller Setpoint range, which is 4.2% below the lower limit on the 90-day average while recent readings showed 100.0% in-range good control; continue monitoring blowdown settings and makeup water conditions.</w:t>
+        <w:t xml:space="preserve">Comment: </w:t>
+      </w:r>
+      <w:r>
+        <w:rPr>
+          <w:i/>
+          <w:color w:val="333333"/>
+          <w:sz w:val="19"/>
+        </w:rPr>
+        <w:t>Pattern: conductivity is decreasing and needs attention against the target.</w:t>
+      </w:r>
+      <w:r>
+        <w:br/>
+      </w:r>
+      <w:r>
+        <w:rPr>
+          <w:i/>
+          <w:color w:val="333333"/>
+          <w:sz w:val="19"/>
+        </w:rPr>
+        <w:t>The trend moved from about 900.9 µS/cm at the start to 831.1 µS/cm at the end.</w:t>
+      </w:r>
+      <w:r>
+        <w:br/>
+      </w:r>
+      <w:r>
+        <w:rPr>
+          <w:i/>
+          <w:color w:val="333333"/>
+          <w:sz w:val="19"/>
+        </w:rPr>
+        <w:t>The conductivity average was below the configured range. The monthly in-range performance was 19.6%.</w:t>
+      </w:r>
+      <w:r>
+        <w:br/>
+      </w:r>
+      <w:r>
+        <w:rPr>
+          <w:i/>
+          <w:color w:val="333333"/>
+          <w:sz w:val="19"/>
+        </w:rPr>
+        <w:t>Likely reason: dilution, water loss, excess blowdown, or makeup changes are keeping conductivity low.</w:t>
       </w:r>
     </w:p>
     <w:p>
